--- a/ethics/EMA-Studies-2025_HE001700/2025_HE001700 - PIS_Prolific (CLEAN).docx
+++ b/ethics/EMA-Studies-2025_HE001700/2025_HE001700 - PIS_Prolific (CLEAN).docx
@@ -677,7 +677,19 @@
             <w:rPr>
               <w:rFonts w:cs="Arial"/>
             </w:rPr>
-            <w:t>Mr Riley Landfear, School of Psychology</w:t>
+            <w:t xml:space="preserve">Mr Riley </w:t>
+          </w:r>
+          <w:r>
+            <w:rPr>
+              <w:rFonts w:cs="Arial"/>
+            </w:rPr>
+            <w:t>Landfear</w:t>
+          </w:r>
+          <w:r>
+            <w:rPr>
+              <w:rFonts w:cs="Arial"/>
+            </w:rPr>
+            <w:t>, School of Psychology</w:t>
           </w:r>
         </w:p>
         <w:p>
@@ -2760,7 +2772,7 @@
         <w:sz w:val="16"/>
         <w:szCs w:val="16"/>
       </w:rPr>
-      <w:t>1.01</w:t>
+      <w:t>2</w:t>
     </w:r>
     <w:r>
       <w:rPr>
@@ -2776,7 +2788,7 @@
         <w:sz w:val="16"/>
         <w:szCs w:val="16"/>
       </w:rPr>
-      <w:t>3</w:t>
+      <w:t>23</w:t>
     </w:r>
     <w:r>
       <w:rPr>
@@ -2792,7 +2804,15 @@
         <w:sz w:val="16"/>
         <w:szCs w:val="16"/>
       </w:rPr>
-      <w:t xml:space="preserve">March </w:t>
+      <w:t>April</w:t>
+    </w:r>
+    <w:r>
+      <w:rPr>
+        <w:rFonts w:cs="Arial"/>
+        <w:sz w:val="16"/>
+        <w:szCs w:val="16"/>
+      </w:rPr>
+      <w:t xml:space="preserve"> </w:t>
     </w:r>
     <w:r>
       <w:rPr>
@@ -8024,7 +8044,9 @@
     <w:rsid w:val="00815951"/>
     <w:rsid w:val="008501C7"/>
     <w:rsid w:val="0086700D"/>
+    <w:rsid w:val="008961C8"/>
     <w:rsid w:val="008C0A1E"/>
+    <w:rsid w:val="00956A3B"/>
     <w:rsid w:val="009B0FDC"/>
     <w:rsid w:val="00A30732"/>
     <w:rsid w:val="00A52697"/>
@@ -8036,6 +8058,7 @@
     <w:rsid w:val="00C536D1"/>
     <w:rsid w:val="00C91183"/>
     <w:rsid w:val="00D80EF8"/>
+    <w:rsid w:val="00E45859"/>
     <w:rsid w:val="00E7411E"/>
     <w:rsid w:val="00EE1410"/>
     <w:rsid w:val="00F51591"/>
